--- a/documents/Git tutorial.docx
+++ b/documents/Git tutorial.docx
@@ -554,6 +554,88 @@
       </w:pPr>
       <w:r>
         <w:rPr>
+          <w:rFonts w:ascii="Times New Roman" w:eastAsia="Times New Roman" w:hAnsi="Times New Roman" w:cs="Times New Roman"/>
+          <w:sz w:val="24"/>
+          <w:szCs w:val="24"/>
+        </w:rPr>
+        <w:t>git checkout develop</w:t>
+      </w:r>
+    </w:p>
+    <w:p>
+      <w:pPr>
+        <w:spacing w:after="0" w:line="240" w:lineRule="auto"/>
+        <w:rPr>
+          <w:rFonts w:ascii="Times New Roman" w:eastAsia="Times New Roman" w:hAnsi="Times New Roman" w:cs="Times New Roman"/>
+          <w:sz w:val="24"/>
+          <w:szCs w:val="24"/>
+        </w:rPr>
+      </w:pPr>
+      <w:r>
+        <w:rPr>
+          <w:rFonts w:ascii="Times New Roman" w:eastAsia="Times New Roman" w:hAnsi="Times New Roman" w:cs="Times New Roman"/>
+          <w:sz w:val="24"/>
+          <w:szCs w:val="24"/>
+        </w:rPr>
+        <w:t>git pull origin develop</w:t>
+      </w:r>
+    </w:p>
+    <w:p>
+      <w:pPr>
+        <w:spacing w:after="0" w:line="240" w:lineRule="auto"/>
+        <w:rPr>
+          <w:rFonts w:ascii="Times New Roman" w:eastAsia="Times New Roman" w:hAnsi="Times New Roman" w:cs="Times New Roman"/>
+          <w:sz w:val="24"/>
+          <w:szCs w:val="24"/>
+        </w:rPr>
+      </w:pPr>
+      <w:r>
+        <w:rPr>
+          <w:rFonts w:ascii="Times New Roman" w:eastAsia="Times New Roman" w:hAnsi="Times New Roman" w:cs="Times New Roman"/>
+          <w:sz w:val="24"/>
+          <w:szCs w:val="24"/>
+        </w:rPr>
+        <w:t>git merge crud-user-backend</w:t>
+      </w:r>
+    </w:p>
+    <w:p>
+      <w:pPr>
+        <w:spacing w:after="0" w:line="240" w:lineRule="auto"/>
+        <w:rPr>
+          <w:rFonts w:ascii="Times New Roman" w:eastAsia="Times New Roman" w:hAnsi="Times New Roman" w:cs="Times New Roman"/>
+          <w:sz w:val="24"/>
+          <w:szCs w:val="24"/>
+        </w:rPr>
+      </w:pPr>
+      <w:r>
+        <w:rPr>
+          <w:rFonts w:ascii="Times New Roman" w:eastAsia="Times New Roman" w:hAnsi="Times New Roman" w:cs="Times New Roman"/>
+          <w:sz w:val="24"/>
+          <w:szCs w:val="24"/>
+        </w:rPr>
+        <w:t>git push origin develop</w:t>
+      </w:r>
+    </w:p>
+    <w:p>
+      <w:pPr>
+        <w:spacing w:after="0" w:line="240" w:lineRule="auto"/>
+        <w:rPr>
+          <w:rFonts w:ascii="Times New Roman" w:eastAsia="Times New Roman" w:hAnsi="Times New Roman" w:cs="Times New Roman"/>
+          <w:sz w:val="24"/>
+          <w:szCs w:val="24"/>
+        </w:rPr>
+      </w:pPr>
+    </w:p>
+    <w:p>
+      <w:pPr>
+        <w:spacing w:after="0" w:line="240" w:lineRule="auto"/>
+        <w:rPr>
+          <w:rFonts w:ascii="Times New Roman" w:eastAsia="Times New Roman" w:hAnsi="Times New Roman" w:cs="Times New Roman"/>
+          <w:sz w:val="24"/>
+          <w:szCs w:val="24"/>
+        </w:rPr>
+      </w:pPr>
+      <w:r>
+        <w:rPr>
           <w:rFonts w:ascii="Arial" w:eastAsia="Times New Roman" w:hAnsi="Arial" w:cs="Arial"/>
           <w:color w:val="000000"/>
         </w:rPr>
@@ -585,6 +667,66 @@
           <w:szCs w:val="24"/>
         </w:rPr>
       </w:pPr>
+      <w:r>
+        <w:rPr>
+          <w:rFonts w:ascii="Times New Roman" w:eastAsia="Times New Roman" w:hAnsi="Times New Roman" w:cs="Times New Roman"/>
+          <w:sz w:val="24"/>
+          <w:szCs w:val="24"/>
+        </w:rPr>
+        <w:t>git checkout main</w:t>
+      </w:r>
+    </w:p>
+    <w:p>
+      <w:pPr>
+        <w:spacing w:after="240" w:line="240" w:lineRule="auto"/>
+        <w:rPr>
+          <w:rFonts w:ascii="Times New Roman" w:eastAsia="Times New Roman" w:hAnsi="Times New Roman" w:cs="Times New Roman"/>
+          <w:sz w:val="24"/>
+          <w:szCs w:val="24"/>
+        </w:rPr>
+      </w:pPr>
+      <w:r>
+        <w:rPr>
+          <w:rFonts w:ascii="Times New Roman" w:eastAsia="Times New Roman" w:hAnsi="Times New Roman" w:cs="Times New Roman"/>
+          <w:sz w:val="24"/>
+          <w:szCs w:val="24"/>
+        </w:rPr>
+        <w:t>git pull origin main</w:t>
+      </w:r>
+    </w:p>
+    <w:p>
+      <w:pPr>
+        <w:spacing w:after="240" w:line="240" w:lineRule="auto"/>
+      </w:pPr>
+      <w:r>
+        <w:rPr>
+          <w:rFonts w:ascii="Times New Roman" w:eastAsia="Times New Roman" w:hAnsi="Times New Roman" w:cs="Times New Roman"/>
+          <w:sz w:val="24"/>
+          <w:szCs w:val="24"/>
+        </w:rPr>
+        <w:t>git merge develop</w:t>
+      </w:r>
+      <w:r>
+        <w:t xml:space="preserve"> </w:t>
+      </w:r>
+    </w:p>
+    <w:p>
+      <w:pPr>
+        <w:spacing w:after="240" w:line="240" w:lineRule="auto"/>
+        <w:rPr>
+          <w:rFonts w:ascii="Times New Roman" w:eastAsia="Times New Roman" w:hAnsi="Times New Roman" w:cs="Times New Roman"/>
+          <w:sz w:val="24"/>
+          <w:szCs w:val="24"/>
+        </w:rPr>
+      </w:pPr>
+      <w:r>
+        <w:rPr>
+          <w:rFonts w:ascii="Times New Roman" w:eastAsia="Times New Roman" w:hAnsi="Times New Roman" w:cs="Times New Roman"/>
+          <w:sz w:val="24"/>
+          <w:szCs w:val="24"/>
+        </w:rPr>
+        <w:t>git push origin main</w:t>
+      </w:r>
     </w:p>
     <w:p>
       <w:pPr>
@@ -643,6 +785,7 @@
           <w:rFonts w:ascii="Arial" w:eastAsia="Times New Roman" w:hAnsi="Arial" w:cs="Arial"/>
           <w:color w:val="000000"/>
         </w:rPr>
+        <w:lastRenderedPageBreak/>
         <w:t>git stash : để lưu những code đã dc thay đổi vào local.</w:t>
       </w:r>
     </w:p>
@@ -694,9 +837,232 @@
         <w:t>git stash pop : để đẩy những code đã thay đổi trc đó quay lai.</w:t>
       </w:r>
     </w:p>
-    <w:p>
+    <w:p/>
+    <w:p>
+      <w:r>
+        <w:t xml:space="preserve">Quy trinh full </w:t>
+      </w:r>
+    </w:p>
+    <w:p>
+      <w:r>
+        <w:t># 1. Chuyển về nhánh develop</w:t>
+      </w:r>
+    </w:p>
+    <w:p>
+      <w:r>
+        <w:t>git checkout develop</w:t>
+      </w:r>
+    </w:p>
+    <w:p>
+      <w:r>
+        <w:t># 2. Kéo code mới nhất từ GitHub về máy</w:t>
+      </w:r>
+    </w:p>
+    <w:p>
+      <w:r>
+        <w:t>git pull origin develop</w:t>
+      </w:r>
+    </w:p>
+    <w:p>
+      <w:r>
+        <w:t># Tạo và chuyển sang nhánh mới</w:t>
+      </w:r>
+    </w:p>
+    <w:p>
+      <w:r>
+        <w:t>git ch</w:t>
+      </w:r>
+      <w:r>
+        <w:t>eckout -b feature/ten-tinh-nang</w:t>
+      </w:r>
+    </w:p>
+    <w:p>
+      <w:r>
+        <w:t># Ví dụ: git checkout -b feature/update-user-profile</w:t>
+      </w:r>
+    </w:p>
+    <w:p>
+      <w:r>
+        <w:t># Nếu đây là LẦN ĐẦU TIÊN đẩy nhánh này lên GitHub:</w:t>
+      </w:r>
+    </w:p>
+    <w:p>
+      <w:r>
+        <w:t>git push -u origin feature/ten-tinh-nang</w:t>
+      </w:r>
+    </w:p>
+    <w:p/>
+    <w:p>
+      <w:r>
+        <w:t># 1. Kiểm tra xem những file nào đã bị thay đổi</w:t>
+      </w:r>
+    </w:p>
+    <w:p>
+      <w:r>
+        <w:t>git status</w:t>
+      </w:r>
+    </w:p>
+    <w:p>
+      <w:r>
+        <w:t># 2. Thêm tất cả các file đã đổi vào "trạm trung chuyển" (Staging Area)</w:t>
+      </w:r>
+    </w:p>
+    <w:p>
+      <w:r>
+        <w:t>git add .</w:t>
+      </w:r>
+    </w:p>
+    <w:p>
+      <w:r>
+        <w:t># 3. Lưu lại với một lời nhắn rõ ràng</w:t>
+      </w:r>
+    </w:p>
+    <w:p>
+      <w:r>
+        <w:t>git commit -m "Thêm chức năng cập nhật avatar cho user"</w:t>
+      </w:r>
+    </w:p>
+    <w:p>
+      <w:r>
+        <w:t># Từ những lần sau (nếu bạn sửa code và commit thêm trên nhánh này):</w:t>
+      </w:r>
+    </w:p>
+    <w:p>
+      <w:r>
+        <w:t>git push</w:t>
+      </w:r>
+    </w:p>
+    <w:p>
+      <w:pPr>
+        <w:spacing w:after="0" w:line="240" w:lineRule="auto"/>
+        <w:rPr>
+          <w:rFonts w:ascii="Times New Roman" w:eastAsia="Times New Roman" w:hAnsi="Times New Roman" w:cs="Times New Roman"/>
+          <w:sz w:val="24"/>
+          <w:szCs w:val="24"/>
+        </w:rPr>
+      </w:pPr>
+      <w:r>
+        <w:rPr>
+          <w:rFonts w:ascii="Times New Roman" w:eastAsia="Times New Roman" w:hAnsi="Times New Roman" w:cs="Times New Roman"/>
+          <w:sz w:val="24"/>
+          <w:szCs w:val="24"/>
+        </w:rPr>
+        <w:t>git checkout develop</w:t>
+      </w:r>
+    </w:p>
+    <w:p>
+      <w:pPr>
+        <w:spacing w:after="0" w:line="240" w:lineRule="auto"/>
+        <w:rPr>
+          <w:rFonts w:ascii="Times New Roman" w:eastAsia="Times New Roman" w:hAnsi="Times New Roman" w:cs="Times New Roman"/>
+          <w:sz w:val="24"/>
+          <w:szCs w:val="24"/>
+        </w:rPr>
+      </w:pPr>
+      <w:r>
+        <w:rPr>
+          <w:rFonts w:ascii="Times New Roman" w:eastAsia="Times New Roman" w:hAnsi="Times New Roman" w:cs="Times New Roman"/>
+          <w:sz w:val="24"/>
+          <w:szCs w:val="24"/>
+        </w:rPr>
+        <w:t>git pull origin develop</w:t>
+      </w:r>
+    </w:p>
+    <w:p>
+      <w:r>
+        <w:rPr>
+          <w:rFonts w:ascii="Times New Roman" w:eastAsia="Times New Roman" w:hAnsi="Times New Roman" w:cs="Times New Roman"/>
+          <w:sz w:val="24"/>
+          <w:szCs w:val="24"/>
+        </w:rPr>
+        <w:t xml:space="preserve">git merge </w:t>
+      </w:r>
+      <w:r>
+        <w:t>feature/ten-tinh-nang</w:t>
+      </w:r>
+      <w:r>
+        <w:br/>
+      </w:r>
       <w:bookmarkStart w:id="0" w:name="_GoBack"/>
       <w:bookmarkEnd w:id="0"/>
+      <w:r>
+        <w:rPr>
+          <w:rFonts w:ascii="Times New Roman" w:eastAsia="Times New Roman" w:hAnsi="Times New Roman" w:cs="Times New Roman"/>
+          <w:sz w:val="24"/>
+          <w:szCs w:val="24"/>
+        </w:rPr>
+        <w:t>git push origin develop</w:t>
+      </w:r>
+    </w:p>
+    <w:p/>
+    <w:p>
+      <w:pPr>
+        <w:spacing w:after="240" w:line="240" w:lineRule="auto"/>
+        <w:rPr>
+          <w:rFonts w:ascii="Times New Roman" w:eastAsia="Times New Roman" w:hAnsi="Times New Roman" w:cs="Times New Roman"/>
+          <w:sz w:val="24"/>
+          <w:szCs w:val="24"/>
+        </w:rPr>
+      </w:pPr>
+      <w:r>
+        <w:rPr>
+          <w:rFonts w:ascii="Times New Roman" w:eastAsia="Times New Roman" w:hAnsi="Times New Roman" w:cs="Times New Roman"/>
+          <w:sz w:val="24"/>
+          <w:szCs w:val="24"/>
+        </w:rPr>
+        <w:t>git checkout main</w:t>
+      </w:r>
+      <w:r>
+        <w:rPr>
+          <w:rFonts w:ascii="Times New Roman" w:eastAsia="Times New Roman" w:hAnsi="Times New Roman" w:cs="Times New Roman"/>
+          <w:sz w:val="24"/>
+          <w:szCs w:val="24"/>
+        </w:rPr>
+        <w:br/>
+      </w:r>
+      <w:r>
+        <w:rPr>
+          <w:rFonts w:ascii="Times New Roman" w:eastAsia="Times New Roman" w:hAnsi="Times New Roman" w:cs="Times New Roman"/>
+          <w:sz w:val="24"/>
+          <w:szCs w:val="24"/>
+        </w:rPr>
+        <w:t>git pull origin main</w:t>
+      </w:r>
+      <w:r>
+        <w:rPr>
+          <w:rFonts w:ascii="Times New Roman" w:eastAsia="Times New Roman" w:hAnsi="Times New Roman" w:cs="Times New Roman"/>
+          <w:sz w:val="24"/>
+          <w:szCs w:val="24"/>
+        </w:rPr>
+        <w:br/>
+      </w:r>
+      <w:r>
+        <w:rPr>
+          <w:rFonts w:ascii="Times New Roman" w:eastAsia="Times New Roman" w:hAnsi="Times New Roman" w:cs="Times New Roman"/>
+          <w:sz w:val="24"/>
+          <w:szCs w:val="24"/>
+        </w:rPr>
+        <w:t>git merge develop</w:t>
+      </w:r>
+      <w:r>
+        <w:t xml:space="preserve"> </w:t>
+      </w:r>
+      <w:r>
+        <w:rPr>
+          <w:rFonts w:ascii="Times New Roman" w:eastAsia="Times New Roman" w:hAnsi="Times New Roman" w:cs="Times New Roman"/>
+          <w:sz w:val="24"/>
+          <w:szCs w:val="24"/>
+        </w:rPr>
+        <w:br/>
+      </w:r>
+      <w:r>
+        <w:rPr>
+          <w:rFonts w:ascii="Times New Roman" w:eastAsia="Times New Roman" w:hAnsi="Times New Roman" w:cs="Times New Roman"/>
+          <w:sz w:val="24"/>
+          <w:szCs w:val="24"/>
+        </w:rPr>
+        <w:t>git push origin main</w:t>
+      </w:r>
     </w:p>
     <w:sectPr>
       <w:pgSz w:w="12240" w:h="15840"/>
@@ -2322,6 +2688,7 @@
   <w:style w:type="paragraph" w:default="1" w:styleId="Normal">
     <w:name w:val="Normal"/>
     <w:qFormat/>
+    <w:rsid w:val="005A1AFA"/>
   </w:style>
   <w:style w:type="character" w:default="1" w:styleId="DefaultParagraphFont">
     <w:name w:val="Default Paragraph Font"/>
